--- a/Arduino/trabalho redes comunicacao.docx
+++ b/Arduino/trabalho redes comunicacao.docx
@@ -132,152 +132,96 @@
       <w:r>
         <w:rPr>
           <w:rFonts w:ascii="Times New Roman" w:hAnsi="Times New Roman" w:cs="Times New Roman"/>
-          <w:sz w:val="20"/>
-          <w:szCs w:val="20"/>
         </w:rPr>
         <w:t>Desenvolvido pela Philips na década de 1980 para a comunicação entre circuitos integrados em seus dispositivos.</w:t>
       </w:r>
       <w:r>
         <w:rPr>
           <w:rFonts w:ascii="Times New Roman" w:hAnsi="Times New Roman" w:cs="Times New Roman"/>
-          <w:sz w:val="20"/>
-          <w:szCs w:val="20"/>
         </w:rPr>
         <w:t xml:space="preserve"> É um protocolo síncrono que utiliza um b</w:t>
       </w:r>
       <w:r>
         <w:rPr>
           <w:rFonts w:ascii="Times New Roman" w:hAnsi="Times New Roman" w:cs="Times New Roman"/>
-          <w:sz w:val="20"/>
-          <w:szCs w:val="20"/>
-        </w:rPr>
-        <w:t>arramento de 2 linhas, uma de clock</w:t>
-      </w:r>
-      <w:r>
-        <w:rPr>
-          <w:rFonts w:ascii="Times New Roman" w:hAnsi="Times New Roman" w:cs="Times New Roman"/>
-          <w:sz w:val="20"/>
-          <w:szCs w:val="20"/>
+        </w:rPr>
+        <w:t>arramento de 2 linhas, uma de clock (</w:t>
+      </w:r>
+      <w:r>
+        <w:rPr>
+          <w:rFonts w:ascii="Times New Roman" w:hAnsi="Times New Roman" w:cs="Times New Roman"/>
+        </w:rPr>
+        <w:t>Serial Clock</w:t>
+      </w:r>
+      <w:r>
+        <w:rPr>
+          <w:rFonts w:ascii="Times New Roman" w:hAnsi="Times New Roman" w:cs="Times New Roman"/>
+        </w:rPr>
+        <w:t>) e outra de dados (</w:t>
+      </w:r>
+      <w:r>
+        <w:rPr>
+          <w:rFonts w:ascii="Times New Roman" w:hAnsi="Times New Roman" w:cs="Times New Roman"/>
+        </w:rPr>
+        <w:t>Serial Data</w:t>
+      </w:r>
+      <w:r>
+        <w:rPr>
+          <w:rFonts w:ascii="Times New Roman" w:hAnsi="Times New Roman" w:cs="Times New Roman"/>
+        </w:rPr>
+        <w:t xml:space="preserve">). </w:t>
+      </w:r>
+      <w:r>
+        <w:rPr>
+          <w:rFonts w:ascii="Times New Roman" w:hAnsi="Times New Roman" w:cs="Times New Roman"/>
+        </w:rPr>
+        <w:t>Em sua arquitetura padrão o protocolo</w:t>
+      </w:r>
+      <w:r>
+        <w:rPr>
+          <w:rFonts w:ascii="Times New Roman" w:hAnsi="Times New Roman" w:cs="Times New Roman"/>
         </w:rPr>
         <w:t xml:space="preserve"> </w:t>
       </w:r>
       <w:r>
         <w:rPr>
           <w:rFonts w:ascii="Times New Roman" w:hAnsi="Times New Roman" w:cs="Times New Roman"/>
-          <w:sz w:val="20"/>
-          <w:szCs w:val="20"/>
-        </w:rPr>
-        <w:t>(</w:t>
-      </w:r>
-      <w:r>
-        <w:rPr>
-          <w:rFonts w:ascii="Times New Roman" w:hAnsi="Times New Roman" w:cs="Times New Roman"/>
-          <w:sz w:val="20"/>
-          <w:szCs w:val="20"/>
-        </w:rPr>
-        <w:t>Serial Clock</w:t>
-      </w:r>
-      <w:r>
-        <w:rPr>
-          <w:rFonts w:ascii="Times New Roman" w:hAnsi="Times New Roman" w:cs="Times New Roman"/>
-          <w:sz w:val="20"/>
-          <w:szCs w:val="20"/>
-        </w:rPr>
-        <w:t>) e outra de dados (</w:t>
-      </w:r>
-      <w:r>
-        <w:rPr>
-          <w:rFonts w:ascii="Times New Roman" w:hAnsi="Times New Roman" w:cs="Times New Roman"/>
-          <w:sz w:val="20"/>
-          <w:szCs w:val="20"/>
-        </w:rPr>
-        <w:t>Serial Data</w:t>
-      </w:r>
-      <w:r>
-        <w:rPr>
-          <w:rFonts w:ascii="Times New Roman" w:hAnsi="Times New Roman" w:cs="Times New Roman"/>
-          <w:sz w:val="20"/>
-          <w:szCs w:val="20"/>
-        </w:rPr>
-        <w:t>).</w:t>
-      </w:r>
-      <w:r>
-        <w:rPr>
-          <w:rFonts w:ascii="Times New Roman" w:hAnsi="Times New Roman" w:cs="Times New Roman"/>
-          <w:sz w:val="20"/>
-          <w:szCs w:val="20"/>
-        </w:rPr>
-        <w:t xml:space="preserve"> </w:t>
-      </w:r>
-      <w:r>
-        <w:rPr>
-          <w:rFonts w:ascii="Times New Roman" w:hAnsi="Times New Roman" w:cs="Times New Roman"/>
-          <w:sz w:val="20"/>
-          <w:szCs w:val="20"/>
-        </w:rPr>
-        <w:t>Em sua arquitetura padrão o protocolo</w:t>
-      </w:r>
-      <w:r>
-        <w:rPr>
-          <w:rFonts w:ascii="Times New Roman" w:hAnsi="Times New Roman" w:cs="Times New Roman"/>
-          <w:sz w:val="20"/>
-          <w:szCs w:val="20"/>
-        </w:rPr>
-        <w:t xml:space="preserve"> </w:t>
-      </w:r>
-      <w:r>
-        <w:rPr>
-          <w:rFonts w:ascii="Times New Roman" w:hAnsi="Times New Roman" w:cs="Times New Roman"/>
-          <w:sz w:val="20"/>
-          <w:szCs w:val="20"/>
         </w:rPr>
         <w:t xml:space="preserve">opera numa dinâmica </w:t>
       </w:r>
       <w:r>
         <w:rPr>
           <w:rFonts w:ascii="Times New Roman" w:hAnsi="Times New Roman" w:cs="Times New Roman"/>
-          <w:sz w:val="20"/>
-          <w:szCs w:val="20"/>
         </w:rPr>
         <w:t xml:space="preserve">onde geralmente </w:t>
       </w:r>
       <w:r>
         <w:rPr>
           <w:rFonts w:ascii="Times New Roman" w:hAnsi="Times New Roman" w:cs="Times New Roman"/>
-          <w:sz w:val="20"/>
-          <w:szCs w:val="20"/>
         </w:rPr>
         <w:t>exist</w:t>
       </w:r>
       <w:r>
         <w:rPr>
           <w:rFonts w:ascii="Times New Roman" w:hAnsi="Times New Roman" w:cs="Times New Roman"/>
-          <w:sz w:val="20"/>
-          <w:szCs w:val="20"/>
         </w:rPr>
         <w:t xml:space="preserve">e </w:t>
       </w:r>
       <w:r>
         <w:rPr>
           <w:rFonts w:ascii="Times New Roman" w:hAnsi="Times New Roman" w:cs="Times New Roman"/>
-          <w:sz w:val="20"/>
-          <w:szCs w:val="20"/>
         </w:rPr>
         <w:t>um único “mestre” que se comunica com “N escravos”</w:t>
       </w:r>
       <w:r>
         <w:rPr>
           <w:rFonts w:ascii="Times New Roman" w:hAnsi="Times New Roman" w:cs="Times New Roman"/>
-          <w:sz w:val="20"/>
-          <w:szCs w:val="20"/>
         </w:rPr>
         <w:t xml:space="preserve"> conectados ao mesmo barramento. A sua alta relevância vem da sua eficiência em hardware, ao permitir que múltiplos periféricos (telas e sensores) sejam controlados através das mesmas duas vias, economizando espaço físico no circuito e reduzindo drasticamente o excesso de fios, além de otimizar o uso das portas logicas dos microcontroladores, sendo até hoje um padrão fundamental na criação de sistemas embarcados e projetos digitais.</w:t>
       </w:r>
       <w:r>
         <w:rPr>
           <w:rFonts w:ascii="Times New Roman" w:hAnsi="Times New Roman" w:cs="Times New Roman"/>
-          <w:sz w:val="20"/>
-          <w:szCs w:val="20"/>
         </w:rPr>
         <w:t xml:space="preserve"> </w:t>
       </w:r>
@@ -301,16 +245,12 @@
       <w:r>
         <w:rPr>
           <w:rFonts w:ascii="Times New Roman" w:hAnsi="Times New Roman" w:cs="Times New Roman"/>
-          <w:sz w:val="20"/>
-          <w:szCs w:val="20"/>
         </w:rPr>
         <w:t>F</w:t>
       </w:r>
       <w:r>
         <w:rPr>
           <w:rFonts w:ascii="Times New Roman" w:hAnsi="Times New Roman" w:cs="Times New Roman"/>
-          <w:sz w:val="20"/>
-          <w:szCs w:val="20"/>
         </w:rPr>
         <w:t>azer uma implementação em Arduino simulando a comunicação com o protocolo I2C, para ver de forma prática como os dados são transmitidos entre um microcontrolador(cérebro) e um periférico (interface), validando os conceitos teóricos do protocolo através da criação de um circuito funcional.</w:t>
       </w:r>
@@ -334,16 +274,12 @@
       <w:r>
         <w:rPr>
           <w:rFonts w:ascii="Times New Roman" w:hAnsi="Times New Roman" w:cs="Times New Roman"/>
-          <w:sz w:val="20"/>
-          <w:szCs w:val="20"/>
         </w:rPr>
         <w:t>A</w:t>
       </w:r>
       <w:r>
         <w:rPr>
           <w:rFonts w:ascii="Times New Roman" w:hAnsi="Times New Roman" w:cs="Times New Roman"/>
-          <w:sz w:val="20"/>
-          <w:szCs w:val="20"/>
         </w:rPr>
         <w:t>pós uma pesquisa sobre o protocolo i2c, lembrei de um projeto antigo que nunca saiu do papel, um sistema que guiava o usuário durante o preparo do seu café. Utilizando uma balança (HX711) um modulo Arduino UNO e um Display LDC via I2C, com códigos em C++. Na plataforma Wokwi a aplicação foi elaborada, testada e aprovada.</w:t>
       </w:r>
@@ -367,120 +303,66 @@
       <w:r>
         <w:rPr>
           <w:rFonts w:ascii="Times New Roman" w:hAnsi="Times New Roman" w:cs="Times New Roman"/>
-          <w:sz w:val="20"/>
-          <w:szCs w:val="20"/>
         </w:rPr>
         <w:t>O</w:t>
       </w:r>
       <w:r>
         <w:rPr>
           <w:rFonts w:ascii="Times New Roman" w:hAnsi="Times New Roman" w:cs="Times New Roman"/>
-          <w:sz w:val="20"/>
-          <w:szCs w:val="20"/>
-        </w:rPr>
-        <w:t xml:space="preserve"> protocolo i2c é baseado em uma estrutura de barramento simples, composta por duas linhas principais a </w:t>
-      </w:r>
-      <w:r>
-        <w:rPr>
-          <w:rFonts w:ascii="Times New Roman" w:hAnsi="Times New Roman" w:cs="Times New Roman"/>
-          <w:sz w:val="20"/>
-          <w:szCs w:val="20"/>
-        </w:rPr>
-        <w:t>SDA – linha de dados</w:t>
-      </w:r>
-      <w:r>
-        <w:rPr>
-          <w:rFonts w:ascii="Times New Roman" w:hAnsi="Times New Roman" w:cs="Times New Roman"/>
-          <w:sz w:val="20"/>
-          <w:szCs w:val="20"/>
-        </w:rPr>
-        <w:t>, responsável pela transmissão dos dados bidirecionais de comunicação</w:t>
-      </w:r>
-      <w:r>
-        <w:rPr>
-          <w:rFonts w:ascii="Times New Roman" w:hAnsi="Times New Roman" w:cs="Times New Roman"/>
-          <w:sz w:val="20"/>
-          <w:szCs w:val="20"/>
+        </w:rPr>
+        <w:t xml:space="preserve"> protocolo i2c é baseado em uma estrutura de barramento simples, composta por duas linhas principais a SDA – linha de dados, responsável pela transmissão dos dados bidirecionais de comunicação</w:t>
+      </w:r>
+      <w:r>
+        <w:rPr>
+          <w:rFonts w:ascii="Times New Roman" w:hAnsi="Times New Roman" w:cs="Times New Roman"/>
         </w:rPr>
         <w:t xml:space="preserve"> (comandos de configuração Arduino </w:t>
       </w:r>
       <w:r>
         <w:rPr>
           <w:rFonts w:ascii="Times New Roman" w:hAnsi="Times New Roman" w:cs="Times New Roman"/>
-          <w:sz w:val="20"/>
-          <w:szCs w:val="20"/>
         </w:rPr>
         <w:sym w:font="Wingdings" w:char="F0E0"/>
       </w:r>
       <w:r>
         <w:rPr>
           <w:rFonts w:ascii="Times New Roman" w:hAnsi="Times New Roman" w:cs="Times New Roman"/>
-          <w:sz w:val="20"/>
-          <w:szCs w:val="20"/>
         </w:rPr>
         <w:t xml:space="preserve"> Tela, caracteres e números, sinais de confirmação Arduino </w:t>
       </w:r>
       <w:r>
         <w:rPr>
           <w:rFonts w:ascii="Times New Roman" w:hAnsi="Times New Roman" w:cs="Times New Roman"/>
-          <w:sz w:val="20"/>
-          <w:szCs w:val="20"/>
         </w:rPr>
         <w:sym w:font="Wingdings" w:char="F0DF"/>
       </w:r>
       <w:r>
         <w:rPr>
           <w:rFonts w:ascii="Times New Roman" w:hAnsi="Times New Roman" w:cs="Times New Roman"/>
-          <w:sz w:val="20"/>
-          <w:szCs w:val="20"/>
         </w:rPr>
         <w:sym w:font="Wingdings" w:char="F0E0"/>
       </w:r>
       <w:r>
         <w:rPr>
           <w:rFonts w:ascii="Times New Roman" w:hAnsi="Times New Roman" w:cs="Times New Roman"/>
-          <w:sz w:val="20"/>
-          <w:szCs w:val="20"/>
         </w:rPr>
         <w:t xml:space="preserve"> Tela)</w:t>
       </w:r>
       <w:r>
         <w:rPr>
           <w:rFonts w:ascii="Times New Roman" w:hAnsi="Times New Roman" w:cs="Times New Roman"/>
-          <w:sz w:val="20"/>
-          <w:szCs w:val="20"/>
-        </w:rPr>
-        <w:t xml:space="preserve"> e a </w:t>
-      </w:r>
-      <w:r>
-        <w:rPr>
-          <w:rFonts w:ascii="Times New Roman" w:hAnsi="Times New Roman" w:cs="Times New Roman"/>
-          <w:sz w:val="20"/>
-          <w:szCs w:val="20"/>
-        </w:rPr>
-        <w:t>SCL – linha de clock</w:t>
-      </w:r>
-      <w:r>
-        <w:rPr>
-          <w:rFonts w:ascii="Times New Roman" w:hAnsi="Times New Roman" w:cs="Times New Roman"/>
-          <w:sz w:val="20"/>
-          <w:szCs w:val="20"/>
-        </w:rPr>
-        <w:t>,</w:t>
-      </w:r>
-      <w:r>
-        <w:rPr>
-          <w:rFonts w:ascii="Times New Roman" w:hAnsi="Times New Roman" w:cs="Times New Roman"/>
-          <w:sz w:val="20"/>
-          <w:szCs w:val="20"/>
+        </w:rPr>
+        <w:t xml:space="preserve"> e a SCL – linha de clock,</w:t>
+      </w:r>
+      <w:r>
+        <w:rPr>
+          <w:rFonts w:ascii="Times New Roman" w:hAnsi="Times New Roman" w:cs="Times New Roman"/>
         </w:rPr>
         <w:t xml:space="preserve"> responsável pela sincronização da comunicação.</w:t>
       </w:r>
       <w:r>
         <w:rPr>
           <w:rFonts w:ascii="Times New Roman" w:hAnsi="Times New Roman" w:cs="Times New Roman"/>
-          <w:sz w:val="20"/>
-          <w:szCs w:val="20"/>
         </w:rPr>
         <w:br/>
         <w:t>A arquitetura do protocolo (master/</w:t>
@@ -489,8 +371,6 @@
       <w:r>
         <w:rPr>
           <w:rFonts w:ascii="Times New Roman" w:hAnsi="Times New Roman" w:cs="Times New Roman"/>
-          <w:sz w:val="20"/>
-          <w:szCs w:val="20"/>
         </w:rPr>
         <w:t>slave</w:t>
       </w:r>
@@ -498,8 +378,6 @@
       <w:r>
         <w:rPr>
           <w:rFonts w:ascii="Times New Roman" w:hAnsi="Times New Roman" w:cs="Times New Roman"/>
-          <w:sz w:val="20"/>
-          <w:szCs w:val="20"/>
         </w:rPr>
         <w:t>) é representada através do Arduino (master) gerando o sinal de relógio (SCL) e iniciando a comunicação, e o Display-LCD (</w:t>
       </w:r>
@@ -507,8 +385,6 @@
       <w:r>
         <w:rPr>
           <w:rFonts w:ascii="Times New Roman" w:hAnsi="Times New Roman" w:cs="Times New Roman"/>
-          <w:sz w:val="20"/>
-          <w:szCs w:val="20"/>
         </w:rPr>
         <w:t>slave</w:t>
       </w:r>
@@ -516,90 +392,80 @@
       <w:r>
         <w:rPr>
           <w:rFonts w:ascii="Times New Roman" w:hAnsi="Times New Roman" w:cs="Times New Roman"/>
-          <w:sz w:val="20"/>
-          <w:szCs w:val="20"/>
         </w:rPr>
         <w:t>) recebendo comando e exibindo dados na tela.</w:t>
       </w:r>
       <w:r>
         <w:rPr>
           <w:rFonts w:ascii="Times New Roman" w:hAnsi="Times New Roman" w:cs="Times New Roman"/>
-          <w:sz w:val="20"/>
-          <w:szCs w:val="20"/>
         </w:rPr>
         <w:br/>
-        <w:t xml:space="preserve">Para que o Arduino saiba com qual componente </w:t>
-      </w:r>
-      <w:r>
-        <w:rPr>
-          <w:rFonts w:ascii="Times New Roman" w:hAnsi="Times New Roman" w:cs="Times New Roman"/>
-          <w:sz w:val="20"/>
-          <w:szCs w:val="20"/>
-        </w:rPr>
-        <w:t>da rede</w:t>
-      </w:r>
-      <w:r>
-        <w:rPr>
-          <w:rFonts w:ascii="Times New Roman" w:hAnsi="Times New Roman" w:cs="Times New Roman"/>
-          <w:sz w:val="20"/>
-          <w:szCs w:val="20"/>
-        </w:rPr>
-        <w:t xml:space="preserve">  ele </w:t>
-      </w:r>
-      <w:r>
-        <w:rPr>
-          <w:rFonts w:ascii="Times New Roman" w:hAnsi="Times New Roman" w:cs="Times New Roman"/>
-          <w:sz w:val="20"/>
-          <w:szCs w:val="20"/>
+        <w:t>Para que o Arduino saiba com qual componente da rede</w:t>
+      </w:r>
+      <w:r>
+        <w:rPr>
+          <w:rFonts w:ascii="Times New Roman" w:hAnsi="Times New Roman" w:cs="Times New Roman"/>
+        </w:rPr>
+        <w:t xml:space="preserve"> </w:t>
+      </w:r>
+      <w:r>
+        <w:rPr>
+          <w:rFonts w:ascii="Times New Roman" w:hAnsi="Times New Roman" w:cs="Times New Roman"/>
+        </w:rPr>
+        <w:t xml:space="preserve">ele </w:t>
+      </w:r>
+      <w:r>
+        <w:rPr>
+          <w:rFonts w:ascii="Times New Roman" w:hAnsi="Times New Roman" w:cs="Times New Roman"/>
         </w:rPr>
         <w:t>está</w:t>
       </w:r>
       <w:r>
         <w:rPr>
           <w:rFonts w:ascii="Times New Roman" w:hAnsi="Times New Roman" w:cs="Times New Roman"/>
-          <w:sz w:val="20"/>
-          <w:szCs w:val="20"/>
         </w:rPr>
         <w:t xml:space="preserve"> trocando informações, o protocolo utiliza um sistema de endereçamento (o do LCD utilizado é hexadecimal 0x27) e durante a transmissão de dados, o sucesso ou a falha da </w:t>
       </w:r>
       <w:r>
         <w:rPr>
           <w:rFonts w:ascii="Times New Roman" w:hAnsi="Times New Roman" w:cs="Times New Roman"/>
-          <w:sz w:val="20"/>
-          <w:szCs w:val="20"/>
         </w:rPr>
         <w:t>comunicação</w:t>
       </w:r>
       <w:r>
         <w:rPr>
           <w:rFonts w:ascii="Times New Roman" w:hAnsi="Times New Roman" w:cs="Times New Roman"/>
-          <w:sz w:val="20"/>
-          <w:szCs w:val="20"/>
         </w:rPr>
         <w:t xml:space="preserve"> é validad</w:t>
       </w:r>
       <w:r>
         <w:rPr>
           <w:rFonts w:ascii="Times New Roman" w:hAnsi="Times New Roman" w:cs="Times New Roman"/>
-          <w:sz w:val="20"/>
-          <w:szCs w:val="20"/>
         </w:rPr>
         <w:t>a</w:t>
       </w:r>
       <w:r>
         <w:rPr>
           <w:rFonts w:ascii="Times New Roman" w:hAnsi="Times New Roman" w:cs="Times New Roman"/>
-          <w:sz w:val="20"/>
-          <w:szCs w:val="20"/>
-        </w:rPr>
-        <w:t xml:space="preserve"> pelo bits de ACK/NACK (</w:t>
+        </w:rPr>
+        <w:t xml:space="preserve"> pelo</w:t>
+      </w:r>
+      <w:r>
+        <w:rPr>
+          <w:rFonts w:ascii="Times New Roman" w:hAnsi="Times New Roman" w:cs="Times New Roman"/>
+        </w:rPr>
+        <w:t>s</w:t>
+      </w:r>
+      <w:r>
+        <w:rPr>
+          <w:rFonts w:ascii="Times New Roman" w:hAnsi="Times New Roman" w:cs="Times New Roman"/>
+        </w:rPr>
+        <w:t xml:space="preserve"> bits de ACK/NACK (</w:t>
       </w:r>
       <w:proofErr w:type="spellStart"/>
       <w:r>
         <w:rPr>
           <w:rFonts w:ascii="Times New Roman" w:hAnsi="Times New Roman" w:cs="Times New Roman"/>
-          <w:sz w:val="20"/>
-          <w:szCs w:val="20"/>
         </w:rPr>
         <w:t>Acknowledge</w:t>
       </w:r>
@@ -607,8 +473,6 @@
       <w:r>
         <w:rPr>
           <w:rFonts w:ascii="Times New Roman" w:hAnsi="Times New Roman" w:cs="Times New Roman"/>
-          <w:sz w:val="20"/>
-          <w:szCs w:val="20"/>
         </w:rPr>
         <w:t xml:space="preserve"> / </w:t>
       </w:r>
@@ -616,8 +480,6 @@
       <w:r>
         <w:rPr>
           <w:rFonts w:ascii="Times New Roman" w:hAnsi="Times New Roman" w:cs="Times New Roman"/>
-          <w:sz w:val="20"/>
-          <w:szCs w:val="20"/>
         </w:rPr>
         <w:t>Not</w:t>
       </w:r>
@@ -625,8 +487,6 @@
       <w:r>
         <w:rPr>
           <w:rFonts w:ascii="Times New Roman" w:hAnsi="Times New Roman" w:cs="Times New Roman"/>
-          <w:sz w:val="20"/>
-          <w:szCs w:val="20"/>
         </w:rPr>
         <w:t xml:space="preserve"> </w:t>
       </w:r>
@@ -634,8 +494,6 @@
       <w:r>
         <w:rPr>
           <w:rFonts w:ascii="Times New Roman" w:hAnsi="Times New Roman" w:cs="Times New Roman"/>
-          <w:sz w:val="20"/>
-          <w:szCs w:val="20"/>
         </w:rPr>
         <w:t>Acknowledge</w:t>
       </w:r>
@@ -643,24 +501,18 @@
       <w:r>
         <w:rPr>
           <w:rFonts w:ascii="Times New Roman" w:hAnsi="Times New Roman" w:cs="Times New Roman"/>
-          <w:sz w:val="20"/>
-          <w:szCs w:val="20"/>
         </w:rPr>
         <w:t xml:space="preserve">), após cada byte enviado pelo Arduino, o modulo do LDC gera um sinal de ACK para </w:t>
       </w:r>
       <w:r>
         <w:rPr>
           <w:rFonts w:ascii="Times New Roman" w:hAnsi="Times New Roman" w:cs="Times New Roman"/>
-          <w:sz w:val="20"/>
-          <w:szCs w:val="20"/>
         </w:rPr>
         <w:t>confirmar</w:t>
       </w:r>
       <w:r>
         <w:rPr>
           <w:rFonts w:ascii="Times New Roman" w:hAnsi="Times New Roman" w:cs="Times New Roman"/>
-          <w:sz w:val="20"/>
-          <w:szCs w:val="20"/>
         </w:rPr>
         <w:t xml:space="preserve"> o recebimento, garantindo a integridade da transmissão.</w:t>
       </w:r>
@@ -684,11 +536,69 @@
       <w:r>
         <w:rPr>
           <w:rFonts w:ascii="Times New Roman" w:hAnsi="Times New Roman" w:cs="Times New Roman"/>
+        </w:rPr>
+        <w:t>Os resultados indicam que a simulação ocorreu bem, e utilizou corretamente os protocolos, permitindo compreender os conceitos do funcionamento de forma prática da parte física e logica do barramento serial do protocolo I2c, além de ajudar a dar uma base sobre circuitos/sistemas digitais</w:t>
+      </w:r>
+    </w:p>
+    <w:p>
+      <w:pPr>
+        <w:rPr>
+          <w:rFonts w:ascii="Times New Roman" w:hAnsi="Times New Roman" w:cs="Times New Roman"/>
           <w:sz w:val="20"/>
           <w:szCs w:val="20"/>
         </w:rPr>
-        <w:t>Os resultados indicam que a simulação ocorreu bem, e utilizou corretamente os protocolos, permitindo compreender os conceitos do funcionamento de forma prática da parte física e logica do barramento serial do protocolo I2c, além de ajudar a dar uma base sobre circuitos/sistemas digitais</w:t>
-      </w:r>
+      </w:pPr>
+    </w:p>
+    <w:p>
+      <w:pPr>
+        <w:rPr>
+          <w:rFonts w:ascii="Times New Roman" w:hAnsi="Times New Roman" w:cs="Times New Roman"/>
+          <w:sz w:val="24"/>
+          <w:szCs w:val="24"/>
+          <w:lang w:val="en-US"/>
+        </w:rPr>
+      </w:pPr>
+      <w:r>
+        <w:rPr>
+          <w:rFonts w:ascii="Times New Roman" w:hAnsi="Times New Roman" w:cs="Times New Roman"/>
+          <w:sz w:val="24"/>
+          <w:szCs w:val="24"/>
+          <w:lang w:val="en-US"/>
+        </w:rPr>
+        <w:t xml:space="preserve">Link </w:t>
+      </w:r>
+      <w:proofErr w:type="spellStart"/>
+      <w:r>
+        <w:rPr>
+          <w:rFonts w:ascii="Times New Roman" w:hAnsi="Times New Roman" w:cs="Times New Roman"/>
+          <w:sz w:val="24"/>
+          <w:szCs w:val="24"/>
+          <w:lang w:val="en-US"/>
+        </w:rPr>
+        <w:t>Wokwi</w:t>
+      </w:r>
+      <w:proofErr w:type="spellEnd"/>
+      <w:r>
+        <w:rPr>
+          <w:rFonts w:ascii="Times New Roman" w:hAnsi="Times New Roman" w:cs="Times New Roman"/>
+          <w:sz w:val="24"/>
+          <w:szCs w:val="24"/>
+          <w:lang w:val="en-US"/>
+        </w:rPr>
+        <w:t xml:space="preserve">: </w:t>
+      </w:r>
+      <w:hyperlink r:id="rId6" w:history="1">
+        <w:r>
+          <w:rPr>
+            <w:rStyle w:val="Hyperlink"/>
+            <w:rFonts w:ascii="Times New Roman" w:hAnsi="Times New Roman" w:cs="Times New Roman"/>
+            <w:sz w:val="24"/>
+            <w:szCs w:val="24"/>
+            <w:lang w:val="en-US"/>
+          </w:rPr>
+          <w:t>https://wokwi.com/projects/473812428828455937</w:t>
+        </w:r>
+      </w:hyperlink>
     </w:p>
     <w:sectPr>
       <w:pgSz w:w="11906" w:h="16838"/>
@@ -1711,6 +1621,41 @@
     <w:uiPriority w:val="99"/>
     <w:rsid w:val="00BD1627"/>
   </w:style>
+  <w:style w:type="character" w:styleId="Hyperlink">
+    <w:name w:val="Hyperlink"/>
+    <w:basedOn w:val="Fontepargpadro"/>
+    <w:uiPriority w:val="99"/>
+    <w:unhideWhenUsed/>
+    <w:rsid w:val="00363C21"/>
+    <w:rPr>
+      <w:color w:val="0563C1" w:themeColor="hyperlink"/>
+      <w:u w:val="single"/>
+    </w:rPr>
+  </w:style>
+  <w:style w:type="character" w:styleId="MenoPendente">
+    <w:name w:val="Unresolved Mention"/>
+    <w:basedOn w:val="Fontepargpadro"/>
+    <w:uiPriority w:val="99"/>
+    <w:semiHidden/>
+    <w:unhideWhenUsed/>
+    <w:rsid w:val="00363C21"/>
+    <w:rPr>
+      <w:color w:val="605E5C"/>
+      <w:shd w:val="clear" w:color="auto" w:fill="E1DFDD"/>
+    </w:rPr>
+  </w:style>
+  <w:style w:type="character" w:styleId="HiperlinkVisitado">
+    <w:name w:val="FollowedHyperlink"/>
+    <w:basedOn w:val="Fontepargpadro"/>
+    <w:uiPriority w:val="99"/>
+    <w:semiHidden/>
+    <w:unhideWhenUsed/>
+    <w:rsid w:val="003B23BC"/>
+    <w:rPr>
+      <w:color w:val="954F72" w:themeColor="followedHyperlink"/>
+      <w:u w:val="single"/>
+    </w:rPr>
+  </w:style>
 </w:styles>
 </file>
 
